--- a/УП ДЕМО Андреев.docx
+++ b/УП ДЕМО Андреев.docx
@@ -1,6 +1,6 @@
 
 <file path=word/document.xml><?xml version="1.0" encoding="utf-8"?>
-<w:document xmlns:wpc="http://schemas.microsoft.com/office/word/2010/wordprocessingCanvas" xmlns:cx="http://schemas.microsoft.com/office/drawing/2014/chartex" xmlns:cx1="http://schemas.microsoft.com/office/drawing/2015/9/8/chartex" xmlns:mc="http://schemas.openxmlformats.org/markup-compatibility/2006" xmlns:o="urn:schemas-microsoft-com:office:office" xmlns:r="http://schemas.openxmlformats.org/officeDocument/2006/relationships" xmlns:m="http://schemas.openxmlformats.org/officeDocument/2006/math" xmlns:v="urn:schemas-microsoft-com:vml" xmlns:wp14="http://schemas.microsoft.com/office/word/2010/wordprocessingDrawing" xmlns:wp="http://schemas.openxmlformats.org/drawingml/2006/wordprocessingDrawing" xmlns:w10="urn:schemas-microsoft-com:office:word" xmlns:w="http://schemas.openxmlformats.org/wordprocessingml/2006/main" xmlns:w14="http://schemas.microsoft.com/office/word/2010/wordml" xmlns:w15="http://schemas.microsoft.com/office/word/2012/wordml" xmlns:w16se="http://schemas.microsoft.com/office/word/2015/wordml/symex" xmlns:wpg="http://schemas.microsoft.com/office/word/2010/wordprocessingGroup" xmlns:wpi="http://schemas.microsoft.com/office/word/2010/wordprocessingInk" xmlns:wne="http://schemas.microsoft.com/office/word/2006/wordml" xmlns:wps="http://schemas.microsoft.com/office/word/2010/wordprocessingShape" mc:Ignorable="w14 w15 w16se wp14">
+<w:document xmlns:wpc="http://schemas.microsoft.com/office/word/2010/wordprocessingCanvas" xmlns:cx="http://schemas.microsoft.com/office/drawing/2014/chartex" xmlns:cx1="http://schemas.microsoft.com/office/drawing/2015/9/8/chartex" xmlns:cx2="http://schemas.microsoft.com/office/drawing/2015/10/21/chartex" xmlns:cx3="http://schemas.microsoft.com/office/drawing/2016/5/9/chartex" xmlns:cx4="http://schemas.microsoft.com/office/drawing/2016/5/10/chartex" xmlns:cx5="http://schemas.microsoft.com/office/drawing/2016/5/11/chartex" xmlns:cx6="http://schemas.microsoft.com/office/drawing/2016/5/12/chartex" xmlns:cx7="http://schemas.microsoft.com/office/drawing/2016/5/13/chartex" xmlns:cx8="http://schemas.microsoft.com/office/drawing/2016/5/14/chartex" xmlns:mc="http://schemas.openxmlformats.org/markup-compatibility/2006" xmlns:aink="http://schemas.microsoft.com/office/drawing/2016/ink" xmlns:am3d="http://schemas.microsoft.com/office/drawing/2017/model3d" xmlns:o="urn:schemas-microsoft-com:office:office" xmlns:r="http://schemas.openxmlformats.org/officeDocument/2006/relationships" xmlns:m="http://schemas.openxmlformats.org/officeDocument/2006/math" xmlns:v="urn:schemas-microsoft-com:vml" xmlns:wp14="http://schemas.microsoft.com/office/word/2010/wordprocessingDrawing" xmlns:wp="http://schemas.openxmlformats.org/drawingml/2006/wordprocessingDrawing" xmlns:w10="urn:schemas-microsoft-com:office:word" xmlns:w="http://schemas.openxmlformats.org/wordprocessingml/2006/main" xmlns:w14="http://schemas.microsoft.com/office/word/2010/wordml" xmlns:w15="http://schemas.microsoft.com/office/word/2012/wordml" xmlns:w16cex="http://schemas.microsoft.com/office/word/2018/wordml/cex" xmlns:w16cid="http://schemas.microsoft.com/office/word/2016/wordml/cid" xmlns:w16="http://schemas.microsoft.com/office/word/2018/wordml" xmlns:w16sdtdh="http://schemas.microsoft.com/office/word/2020/wordml/sdtdatahash" xmlns:w16se="http://schemas.microsoft.com/office/word/2015/wordml/symex" xmlns:wpg="http://schemas.microsoft.com/office/word/2010/wordprocessingGroup" xmlns:wpi="http://schemas.microsoft.com/office/word/2010/wordprocessingInk" xmlns:wne="http://schemas.microsoft.com/office/word/2006/wordml" xmlns:wps="http://schemas.microsoft.com/office/word/2010/wordprocessingShape" mc:Ignorable="w14 w15 w16se w16cid w16 w16cex w16sdtdh wp14">
   <w:body>
     <w:p>
       <w:pPr>
@@ -58,7 +58,7 @@
     </w:p>
     <w:p>
       <w:pPr>
-        <w:spacing w:before="120" w:after="0" w:line="360" w:lineRule="auto"/>
+        <w:spacing w:after="0" w:line="360" w:lineRule="auto"/>
         <w:jc w:val="both"/>
         <w:rPr>
           <w:rFonts w:ascii="Times New Roman" w:hAnsi="Times New Roman" w:cs="Times New Roman"/>
@@ -68,15 +68,13 @@
       <w:r>
         <w:rPr>
           <w:rFonts w:ascii="Times New Roman" w:hAnsi="Times New Roman" w:cs="Times New Roman"/>
-          <w:noProof/>
-          <w:sz w:val="28"/>
-          <w:lang w:eastAsia="ru-RU"/>
+          <w:sz w:val="28"/>
         </w:rPr>
         <w:drawing>
-          <wp:inline distT="0" distB="0" distL="0" distR="0" wp14:anchorId="60DC65CF" wp14:editId="69D8C3E3">
-            <wp:extent cx="5940425" cy="2885440"/>
-            <wp:effectExtent l="0" t="0" r="3175" b="0"/>
-            <wp:docPr id="1" name="Рисунок 1"/>
+          <wp:inline distT="0" distB="0" distL="0" distR="0" wp14:anchorId="6DD8050C" wp14:editId="326ACE51">
+            <wp:extent cx="5940425" cy="2774315"/>
+            <wp:effectExtent l="0" t="0" r="3175" b="6985"/>
+            <wp:docPr id="1" name="Picture 1"/>
             <wp:cNvGraphicFramePr>
               <a:graphicFrameLocks xmlns:a="http://schemas.openxmlformats.org/drawingml/2006/main" noChangeAspect="1"/>
             </wp:cNvGraphicFramePr>
@@ -96,7 +94,7 @@
                   <pic:spPr>
                     <a:xfrm>
                       <a:off x="0" y="0"/>
-                      <a:ext cx="5940425" cy="2885440"/>
+                      <a:ext cx="5940425" cy="2774315"/>
                     </a:xfrm>
                     <a:prstGeom prst="rect">
                       <a:avLst/>
@@ -146,16 +144,7 @@
           <w:rFonts w:ascii="Times New Roman" w:hAnsi="Times New Roman" w:cs="Times New Roman"/>
           <w:sz w:val="28"/>
         </w:rPr>
-        <w:t>диагр</w:t>
-      </w:r>
-      <w:bookmarkStart w:id="0" w:name="_GoBack"/>
-      <w:bookmarkEnd w:id="0"/>
-      <w:r>
-        <w:rPr>
-          <w:rFonts w:ascii="Times New Roman" w:hAnsi="Times New Roman" w:cs="Times New Roman"/>
-          <w:sz w:val="28"/>
-        </w:rPr>
-        <w:t xml:space="preserve">амма </w:t>
+        <w:t xml:space="preserve">диаграмма </w:t>
       </w:r>
       <w:r>
         <w:rPr>
@@ -183,7 +172,7 @@
 </file>
 
 <file path=word/styles.xml><?xml version="1.0" encoding="utf-8"?>
-<w:styles xmlns:mc="http://schemas.openxmlformats.org/markup-compatibility/2006" xmlns:r="http://schemas.openxmlformats.org/officeDocument/2006/relationships" xmlns:w="http://schemas.openxmlformats.org/wordprocessingml/2006/main" xmlns:w14="http://schemas.microsoft.com/office/word/2010/wordml" xmlns:w15="http://schemas.microsoft.com/office/word/2012/wordml" xmlns:w16se="http://schemas.microsoft.com/office/word/2015/wordml/symex" mc:Ignorable="w14 w15 w16se">
+<w:styles xmlns:mc="http://schemas.openxmlformats.org/markup-compatibility/2006" xmlns:r="http://schemas.openxmlformats.org/officeDocument/2006/relationships" xmlns:w="http://schemas.openxmlformats.org/wordprocessingml/2006/main" xmlns:w14="http://schemas.microsoft.com/office/word/2010/wordml" xmlns:w15="http://schemas.microsoft.com/office/word/2012/wordml" xmlns:w16cex="http://schemas.microsoft.com/office/word/2018/wordml/cex" xmlns:w16cid="http://schemas.microsoft.com/office/word/2016/wordml/cid" xmlns:w16="http://schemas.microsoft.com/office/word/2018/wordml" xmlns:w16sdtdh="http://schemas.microsoft.com/office/word/2020/wordml/sdtdatahash" xmlns:w16se="http://schemas.microsoft.com/office/word/2015/wordml/symex" mc:Ignorable="w14 w15 w16se w16cid w16 w16cex w16sdtdh">
   <w:docDefaults>
     <w:rPrDefault>
       <w:rPr>
@@ -199,7 +188,7 @@
       </w:pPr>
     </w:pPrDefault>
   </w:docDefaults>
-  <w:latentStyles w:defLockedState="0" w:defUIPriority="99" w:defSemiHidden="0" w:defUnhideWhenUsed="0" w:defQFormat="0" w:count="371">
+  <w:latentStyles w:defLockedState="0" w:defUIPriority="99" w:defSemiHidden="0" w:defUnhideWhenUsed="0" w:defQFormat="0" w:count="376">
     <w:lsdException w:name="Normal" w:uiPriority="0" w:qFormat="1"/>
     <w:lsdException w:name="heading 1" w:uiPriority="9" w:qFormat="1"/>
     <w:lsdException w:name="heading 2" w:semiHidden="1" w:uiPriority="9" w:unhideWhenUsed="1" w:qFormat="1"/>
@@ -305,7 +294,6 @@
     <w:lsdException w:name="HTML Sample" w:semiHidden="1" w:unhideWhenUsed="1"/>
     <w:lsdException w:name="HTML Typewriter" w:semiHidden="1" w:unhideWhenUsed="1"/>
     <w:lsdException w:name="HTML Variable" w:semiHidden="1" w:unhideWhenUsed="1"/>
-    <w:lsdException w:name="Normal Table" w:semiHidden="1" w:unhideWhenUsed="1"/>
     <w:lsdException w:name="annotation subject" w:semiHidden="1" w:unhideWhenUsed="1"/>
     <w:lsdException w:name="No List" w:semiHidden="1" w:unhideWhenUsed="1"/>
     <w:lsdException w:name="Outline List 1" w:semiHidden="1" w:unhideWhenUsed="1"/>
@@ -348,11 +336,8 @@
     <w:lsdException w:name="Table Contemporary" w:semiHidden="1" w:unhideWhenUsed="1"/>
     <w:lsdException w:name="Table Elegant" w:semiHidden="1" w:unhideWhenUsed="1"/>
     <w:lsdException w:name="Table Professional" w:semiHidden="1" w:unhideWhenUsed="1"/>
-    <w:lsdException w:name="Table Subtle 1" w:semiHidden="1" w:unhideWhenUsed="1"/>
     <w:lsdException w:name="Table Subtle 2" w:semiHidden="1" w:unhideWhenUsed="1"/>
     <w:lsdException w:name="Table Web 1" w:semiHidden="1" w:unhideWhenUsed="1"/>
-    <w:lsdException w:name="Table Web 2" w:semiHidden="1" w:unhideWhenUsed="1"/>
-    <w:lsdException w:name="Table Web 3" w:semiHidden="1" w:unhideWhenUsed="1"/>
     <w:lsdException w:name="Balloon Text" w:semiHidden="1" w:unhideWhenUsed="1"/>
     <w:lsdException w:name="Table Grid" w:uiPriority="39"/>
     <w:lsdException w:name="Table Theme" w:semiHidden="1" w:unhideWhenUsed="1"/>
@@ -571,18 +556,23 @@
     <w:lsdException w:name="List Table 5 Dark Accent 6" w:uiPriority="50"/>
     <w:lsdException w:name="List Table 6 Colorful Accent 6" w:uiPriority="51"/>
     <w:lsdException w:name="List Table 7 Colorful Accent 6" w:uiPriority="52"/>
+    <w:lsdException w:name="Mention" w:semiHidden="1" w:unhideWhenUsed="1"/>
+    <w:lsdException w:name="Smart Hyperlink" w:semiHidden="1" w:unhideWhenUsed="1"/>
+    <w:lsdException w:name="Hashtag" w:semiHidden="1" w:unhideWhenUsed="1"/>
+    <w:lsdException w:name="Unresolved Mention" w:semiHidden="1" w:unhideWhenUsed="1"/>
+    <w:lsdException w:name="Smart Link" w:semiHidden="1" w:unhideWhenUsed="1"/>
   </w:latentStyles>
-  <w:style w:type="paragraph" w:default="1" w:styleId="a">
+  <w:style w:type="paragraph" w:default="1" w:styleId="Normal">
     <w:name w:val="Normal"/>
     <w:qFormat/>
   </w:style>
-  <w:style w:type="character" w:default="1" w:styleId="a0">
+  <w:style w:type="character" w:default="1" w:styleId="DefaultParagraphFont">
     <w:name w:val="Default Paragraph Font"/>
     <w:uiPriority w:val="1"/>
     <w:semiHidden/>
     <w:unhideWhenUsed/>
   </w:style>
-  <w:style w:type="table" w:default="1" w:styleId="a1">
+  <w:style w:type="table" w:default="1" w:styleId="TableNormal">
     <w:name w:val="Normal Table"/>
     <w:uiPriority w:val="99"/>
     <w:semiHidden/>
@@ -597,7 +587,7 @@
       </w:tblCellMar>
     </w:tblPr>
   </w:style>
-  <w:style w:type="numbering" w:default="1" w:styleId="a2">
+  <w:style w:type="numbering" w:default="1" w:styleId="NoList">
     <w:name w:val="No List"/>
     <w:uiPriority w:val="99"/>
     <w:semiHidden/>
